--- a/задачи.docx
+++ b/задачи.docx
@@ -35,19 +35,19 @@
           </w:r>
           <w:r>
             <w:rPr>
-              <w:rStyle w:val="Style7"/>
+              <w:rStyle w:val="user"/>
             </w:rPr>
             <w:instrText xml:space="preserve"> TOC \f \o "1-9" \h</w:instrText>
           </w:r>
           <w:r>
             <w:rPr>
-              <w:rStyle w:val="Style7"/>
+              <w:rStyle w:val="user"/>
             </w:rPr>
             <w:fldChar w:fldCharType="separate"/>
           </w:r>
           <w:r>
             <w:rPr>
-              <w:rStyle w:val="Style7"/>
+              <w:rStyle w:val="user"/>
             </w:rPr>
             <w:t xml:space="preserve"> </w:t>
           </w:r>
@@ -814,7 +814,7 @@
       <w:bookmarkEnd w:id="4"/>
       <w:r>
         <w:drawing>
-          <wp:anchor behindDoc="0" distT="0" distB="0" distL="0" distR="0" simplePos="0" locked="0" layoutInCell="0" allowOverlap="1" relativeHeight="5">
+          <wp:anchor distT="0" distB="0" distL="0" distR="0" simplePos="0" relativeHeight="5" behindDoc="0" locked="0" layoutInCell="0" allowOverlap="1">
             <wp:simplePos x="0" y="0"/>
             <wp:positionH relativeFrom="column">
               <wp:align>center</wp:align>
@@ -905,7 +905,7 @@
       <w:bookmarkEnd w:id="5"/>
       <w:r>
         <w:drawing>
-          <wp:anchor behindDoc="0" distT="0" distB="0" distL="0" distR="0" simplePos="0" locked="0" layoutInCell="0" allowOverlap="1" relativeHeight="3">
+          <wp:anchor distT="0" distB="0" distL="0" distR="0" simplePos="0" relativeHeight="3" behindDoc="0" locked="0" layoutInCell="0" allowOverlap="1">
             <wp:simplePos x="0" y="0"/>
             <wp:positionH relativeFrom="column">
               <wp:posOffset>88265</wp:posOffset>
@@ -995,7 +995,7 @@
           <w:szCs w:val="28"/>
         </w:rPr>
         <w:drawing>
-          <wp:anchor behindDoc="0" distT="0" distB="0" distL="0" distR="0" simplePos="0" locked="0" layoutInCell="0" allowOverlap="1" relativeHeight="4">
+          <wp:anchor distT="0" distB="0" distL="0" distR="0" simplePos="0" relativeHeight="4" behindDoc="0" locked="0" layoutInCell="0" allowOverlap="1">
             <wp:simplePos x="0" y="0"/>
             <wp:positionH relativeFrom="column">
               <wp:posOffset>281940</wp:posOffset>
@@ -1102,7 +1102,7 @@
       </w:r>
       <w:r>
         <w:drawing>
-          <wp:anchor behindDoc="0" distT="0" distB="0" distL="0" distR="0" simplePos="0" locked="0" layoutInCell="0" allowOverlap="1" relativeHeight="2">
+          <wp:anchor distT="0" distB="0" distL="0" distR="0" simplePos="0" relativeHeight="2" behindDoc="0" locked="0" layoutInCell="0" allowOverlap="1">
             <wp:simplePos x="0" y="0"/>
             <wp:positionH relativeFrom="column">
               <wp:posOffset>762000</wp:posOffset>
@@ -1303,14 +1303,14 @@
         </w:tblCellMar>
       </w:tblPr>
       <w:tblGrid>
-        <w:gridCol w:w="4974"/>
-        <w:gridCol w:w="4716"/>
+        <w:gridCol w:w="4971"/>
+        <w:gridCol w:w="4719"/>
       </w:tblGrid>
       <w:tr>
         <w:trPr/>
         <w:tc>
           <w:tcPr>
-            <w:tcW w:w="4974" w:type="dxa"/>
+            <w:tcW w:w="4971" w:type="dxa"/>
             <w:tcBorders>
               <w:top w:val="single" w:sz="4" w:space="0" w:color="000000"/>
               <w:left w:val="single" w:sz="4" w:space="0" w:color="000000"/>
@@ -1319,7 +1319,7 @@
           </w:tcPr>
           <w:p>
             <w:pPr>
-              <w:pStyle w:val="user3"/>
+              <w:pStyle w:val="Style10"/>
               <w:rPr/>
             </w:pPr>
             <w:r>
@@ -1330,7 +1330,7 @@
         </w:tc>
         <w:tc>
           <w:tcPr>
-            <w:tcW w:w="4716" w:type="dxa"/>
+            <w:tcW w:w="4719" w:type="dxa"/>
             <w:tcBorders>
               <w:top w:val="single" w:sz="4" w:space="0" w:color="000000"/>
               <w:left w:val="single" w:sz="4" w:space="0" w:color="000000"/>
@@ -1340,7 +1340,7 @@
           </w:tcPr>
           <w:p>
             <w:pPr>
-              <w:pStyle w:val="user3"/>
+              <w:pStyle w:val="Style10"/>
               <w:rPr/>
             </w:pPr>
             <w:r>
@@ -1354,15 +1354,15 @@
         <w:trPr/>
         <w:tc>
           <w:tcPr>
-            <w:tcW w:w="4974" w:type="dxa"/>
-            <w:tcBorders>
-              <w:left w:val="single" w:sz="4" w:space="0" w:color="000000"/>
-              <w:bottom w:val="single" w:sz="4" w:space="0" w:color="000000"/>
-            </w:tcBorders>
-          </w:tcPr>
-          <w:p>
-            <w:pPr>
-              <w:pStyle w:val="user3"/>
+            <w:tcW w:w="4971" w:type="dxa"/>
+            <w:tcBorders>
+              <w:left w:val="single" w:sz="4" w:space="0" w:color="000000"/>
+              <w:bottom w:val="single" w:sz="4" w:space="0" w:color="000000"/>
+            </w:tcBorders>
+          </w:tcPr>
+          <w:p>
+            <w:pPr>
+              <w:pStyle w:val="Style10"/>
               <w:rPr/>
             </w:pPr>
             <w:r>
@@ -1373,7 +1373,7 @@
         </w:tc>
         <w:tc>
           <w:tcPr>
-            <w:tcW w:w="4716" w:type="dxa"/>
+            <w:tcW w:w="4719" w:type="dxa"/>
             <w:tcBorders>
               <w:left w:val="single" w:sz="4" w:space="0" w:color="000000"/>
               <w:bottom w:val="single" w:sz="4" w:space="0" w:color="000000"/>
@@ -1382,7 +1382,7 @@
           </w:tcPr>
           <w:p>
             <w:pPr>
-              <w:pStyle w:val="user3"/>
+              <w:pStyle w:val="Style10"/>
               <w:rPr/>
             </w:pPr>
             <w:r>
@@ -1398,15 +1398,15 @@
         </w:trPr>
         <w:tc>
           <w:tcPr>
-            <w:tcW w:w="4974" w:type="dxa"/>
-            <w:tcBorders>
-              <w:left w:val="single" w:sz="4" w:space="0" w:color="000000"/>
-              <w:bottom w:val="single" w:sz="4" w:space="0" w:color="000000"/>
-            </w:tcBorders>
-          </w:tcPr>
-          <w:p>
-            <w:pPr>
-              <w:pStyle w:val="user3"/>
+            <w:tcW w:w="4971" w:type="dxa"/>
+            <w:tcBorders>
+              <w:left w:val="single" w:sz="4" w:space="0" w:color="000000"/>
+              <w:bottom w:val="single" w:sz="4" w:space="0" w:color="000000"/>
+            </w:tcBorders>
+          </w:tcPr>
+          <w:p>
+            <w:pPr>
+              <w:pStyle w:val="Style10"/>
               <w:rPr/>
             </w:pPr>
             <w:r>
@@ -1417,7 +1417,7 @@
         </w:tc>
         <w:tc>
           <w:tcPr>
-            <w:tcW w:w="4716" w:type="dxa"/>
+            <w:tcW w:w="4719" w:type="dxa"/>
             <w:tcBorders>
               <w:left w:val="single" w:sz="4" w:space="0" w:color="000000"/>
               <w:bottom w:val="single" w:sz="4" w:space="0" w:color="000000"/>
@@ -1426,7 +1426,7 @@
           </w:tcPr>
           <w:p>
             <w:pPr>
-              <w:pStyle w:val="user3"/>
+              <w:pStyle w:val="Style10"/>
               <w:rPr/>
             </w:pPr>
             <w:r>
@@ -1514,14 +1514,14 @@
         </w:tblCellMar>
       </w:tblPr>
       <w:tblGrid>
-        <w:gridCol w:w="4974"/>
-        <w:gridCol w:w="4716"/>
+        <w:gridCol w:w="4971"/>
+        <w:gridCol w:w="4719"/>
       </w:tblGrid>
       <w:tr>
         <w:trPr/>
         <w:tc>
           <w:tcPr>
-            <w:tcW w:w="4974" w:type="dxa"/>
+            <w:tcW w:w="4971" w:type="dxa"/>
             <w:tcBorders>
               <w:top w:val="single" w:sz="4" w:space="0" w:color="000000"/>
               <w:left w:val="single" w:sz="4" w:space="0" w:color="000000"/>
@@ -1530,7 +1530,7 @@
           </w:tcPr>
           <w:p>
             <w:pPr>
-              <w:pStyle w:val="user3"/>
+              <w:pStyle w:val="Style10"/>
               <w:rPr/>
             </w:pPr>
             <w:r>
@@ -1541,7 +1541,7 @@
         </w:tc>
         <w:tc>
           <w:tcPr>
-            <w:tcW w:w="4716" w:type="dxa"/>
+            <w:tcW w:w="4719" w:type="dxa"/>
             <w:tcBorders>
               <w:top w:val="single" w:sz="4" w:space="0" w:color="000000"/>
               <w:left w:val="single" w:sz="4" w:space="0" w:color="000000"/>
@@ -1551,7 +1551,7 @@
           </w:tcPr>
           <w:p>
             <w:pPr>
-              <w:pStyle w:val="user3"/>
+              <w:pStyle w:val="Style10"/>
               <w:rPr/>
             </w:pPr>
             <w:r>
@@ -1565,15 +1565,15 @@
         <w:trPr/>
         <w:tc>
           <w:tcPr>
-            <w:tcW w:w="4974" w:type="dxa"/>
-            <w:tcBorders>
-              <w:left w:val="single" w:sz="4" w:space="0" w:color="000000"/>
-              <w:bottom w:val="single" w:sz="4" w:space="0" w:color="000000"/>
-            </w:tcBorders>
-          </w:tcPr>
-          <w:p>
-            <w:pPr>
-              <w:pStyle w:val="user3"/>
+            <w:tcW w:w="4971" w:type="dxa"/>
+            <w:tcBorders>
+              <w:left w:val="single" w:sz="4" w:space="0" w:color="000000"/>
+              <w:bottom w:val="single" w:sz="4" w:space="0" w:color="000000"/>
+            </w:tcBorders>
+          </w:tcPr>
+          <w:p>
+            <w:pPr>
+              <w:pStyle w:val="Style10"/>
               <w:rPr/>
             </w:pPr>
             <w:r>
@@ -1584,7 +1584,7 @@
         </w:tc>
         <w:tc>
           <w:tcPr>
-            <w:tcW w:w="4716" w:type="dxa"/>
+            <w:tcW w:w="4719" w:type="dxa"/>
             <w:tcBorders>
               <w:left w:val="single" w:sz="4" w:space="0" w:color="000000"/>
               <w:bottom w:val="single" w:sz="4" w:space="0" w:color="000000"/>
@@ -1593,7 +1593,7 @@
           </w:tcPr>
           <w:p>
             <w:pPr>
-              <w:pStyle w:val="user3"/>
+              <w:pStyle w:val="Style10"/>
               <w:rPr/>
             </w:pPr>
             <w:r>
@@ -1609,15 +1609,15 @@
         </w:trPr>
         <w:tc>
           <w:tcPr>
-            <w:tcW w:w="4974" w:type="dxa"/>
-            <w:tcBorders>
-              <w:left w:val="single" w:sz="4" w:space="0" w:color="000000"/>
-              <w:bottom w:val="single" w:sz="4" w:space="0" w:color="000000"/>
-            </w:tcBorders>
-          </w:tcPr>
-          <w:p>
-            <w:pPr>
-              <w:pStyle w:val="user3"/>
+            <w:tcW w:w="4971" w:type="dxa"/>
+            <w:tcBorders>
+              <w:left w:val="single" w:sz="4" w:space="0" w:color="000000"/>
+              <w:bottom w:val="single" w:sz="4" w:space="0" w:color="000000"/>
+            </w:tcBorders>
+          </w:tcPr>
+          <w:p>
+            <w:pPr>
+              <w:pStyle w:val="Style10"/>
               <w:rPr/>
             </w:pPr>
             <w:r>
@@ -1628,7 +1628,7 @@
         </w:tc>
         <w:tc>
           <w:tcPr>
-            <w:tcW w:w="4716" w:type="dxa"/>
+            <w:tcW w:w="4719" w:type="dxa"/>
             <w:tcBorders>
               <w:left w:val="single" w:sz="4" w:space="0" w:color="000000"/>
               <w:bottom w:val="single" w:sz="4" w:space="0" w:color="000000"/>
@@ -1637,7 +1637,7 @@
           </w:tcPr>
           <w:p>
             <w:pPr>
-              <w:pStyle w:val="user3"/>
+              <w:pStyle w:val="Style10"/>
               <w:rPr/>
             </w:pPr>
             <w:r>
@@ -1653,15 +1653,15 @@
         </w:trPr>
         <w:tc>
           <w:tcPr>
-            <w:tcW w:w="4974" w:type="dxa"/>
-            <w:tcBorders>
-              <w:left w:val="single" w:sz="4" w:space="0" w:color="000000"/>
-              <w:bottom w:val="single" w:sz="4" w:space="0" w:color="000000"/>
-            </w:tcBorders>
-          </w:tcPr>
-          <w:p>
-            <w:pPr>
-              <w:pStyle w:val="user3"/>
+            <w:tcW w:w="4971" w:type="dxa"/>
+            <w:tcBorders>
+              <w:left w:val="single" w:sz="4" w:space="0" w:color="000000"/>
+              <w:bottom w:val="single" w:sz="4" w:space="0" w:color="000000"/>
+            </w:tcBorders>
+          </w:tcPr>
+          <w:p>
+            <w:pPr>
+              <w:pStyle w:val="Style10"/>
               <w:rPr/>
             </w:pPr>
             <w:r>
@@ -1672,7 +1672,7 @@
         </w:tc>
         <w:tc>
           <w:tcPr>
-            <w:tcW w:w="4716" w:type="dxa"/>
+            <w:tcW w:w="4719" w:type="dxa"/>
             <w:tcBorders>
               <w:left w:val="single" w:sz="4" w:space="0" w:color="000000"/>
               <w:bottom w:val="single" w:sz="4" w:space="0" w:color="000000"/>
@@ -1681,7 +1681,7 @@
           </w:tcPr>
           <w:p>
             <w:pPr>
-              <w:pStyle w:val="user3"/>
+              <w:pStyle w:val="Style10"/>
               <w:rPr/>
             </w:pPr>
             <w:r>
@@ -1779,14 +1779,14 @@
         </w:tblCellMar>
       </w:tblPr>
       <w:tblGrid>
-        <w:gridCol w:w="4974"/>
-        <w:gridCol w:w="4671"/>
+        <w:gridCol w:w="4971"/>
+        <w:gridCol w:w="4674"/>
       </w:tblGrid>
       <w:tr>
         <w:trPr/>
         <w:tc>
           <w:tcPr>
-            <w:tcW w:w="4974" w:type="dxa"/>
+            <w:tcW w:w="4971" w:type="dxa"/>
             <w:tcBorders>
               <w:top w:val="single" w:sz="4" w:space="0" w:color="000000"/>
               <w:left w:val="single" w:sz="4" w:space="0" w:color="000000"/>
@@ -1795,7 +1795,7 @@
           </w:tcPr>
           <w:p>
             <w:pPr>
-              <w:pStyle w:val="user3"/>
+              <w:pStyle w:val="Style10"/>
               <w:rPr/>
             </w:pPr>
             <w:r>
@@ -1806,7 +1806,7 @@
         </w:tc>
         <w:tc>
           <w:tcPr>
-            <w:tcW w:w="4671" w:type="dxa"/>
+            <w:tcW w:w="4674" w:type="dxa"/>
             <w:tcBorders>
               <w:top w:val="single" w:sz="4" w:space="0" w:color="000000"/>
               <w:left w:val="single" w:sz="4" w:space="0" w:color="000000"/>
@@ -1816,7 +1816,7 @@
           </w:tcPr>
           <w:p>
             <w:pPr>
-              <w:pStyle w:val="user3"/>
+              <w:pStyle w:val="Style10"/>
               <w:rPr/>
             </w:pPr>
             <w:r>
@@ -1830,15 +1830,15 @@
         <w:trPr/>
         <w:tc>
           <w:tcPr>
-            <w:tcW w:w="4974" w:type="dxa"/>
-            <w:tcBorders>
-              <w:left w:val="single" w:sz="4" w:space="0" w:color="000000"/>
-              <w:bottom w:val="single" w:sz="4" w:space="0" w:color="000000"/>
-            </w:tcBorders>
-          </w:tcPr>
-          <w:p>
-            <w:pPr>
-              <w:pStyle w:val="user3"/>
+            <w:tcW w:w="4971" w:type="dxa"/>
+            <w:tcBorders>
+              <w:left w:val="single" w:sz="4" w:space="0" w:color="000000"/>
+              <w:bottom w:val="single" w:sz="4" w:space="0" w:color="000000"/>
+            </w:tcBorders>
+          </w:tcPr>
+          <w:p>
+            <w:pPr>
+              <w:pStyle w:val="Style10"/>
               <w:rPr/>
             </w:pPr>
             <w:r>
@@ -1849,7 +1849,7 @@
         </w:tc>
         <w:tc>
           <w:tcPr>
-            <w:tcW w:w="4671" w:type="dxa"/>
+            <w:tcW w:w="4674" w:type="dxa"/>
             <w:tcBorders>
               <w:left w:val="single" w:sz="4" w:space="0" w:color="000000"/>
               <w:bottom w:val="single" w:sz="4" w:space="0" w:color="000000"/>
@@ -1858,7 +1858,7 @@
           </w:tcPr>
           <w:p>
             <w:pPr>
-              <w:pStyle w:val="user3"/>
+              <w:pStyle w:val="Style10"/>
               <w:rPr/>
             </w:pPr>
             <w:r>
@@ -1874,15 +1874,15 @@
         </w:trPr>
         <w:tc>
           <w:tcPr>
-            <w:tcW w:w="4974" w:type="dxa"/>
-            <w:tcBorders>
-              <w:left w:val="single" w:sz="4" w:space="0" w:color="000000"/>
-              <w:bottom w:val="single" w:sz="4" w:space="0" w:color="000000"/>
-            </w:tcBorders>
-          </w:tcPr>
-          <w:p>
-            <w:pPr>
-              <w:pStyle w:val="user3"/>
+            <w:tcW w:w="4971" w:type="dxa"/>
+            <w:tcBorders>
+              <w:left w:val="single" w:sz="4" w:space="0" w:color="000000"/>
+              <w:bottom w:val="single" w:sz="4" w:space="0" w:color="000000"/>
+            </w:tcBorders>
+          </w:tcPr>
+          <w:p>
+            <w:pPr>
+              <w:pStyle w:val="Style10"/>
               <w:rPr/>
             </w:pPr>
             <w:r>
@@ -1893,7 +1893,7 @@
         </w:tc>
         <w:tc>
           <w:tcPr>
-            <w:tcW w:w="4671" w:type="dxa"/>
+            <w:tcW w:w="4674" w:type="dxa"/>
             <w:tcBorders>
               <w:left w:val="single" w:sz="4" w:space="0" w:color="000000"/>
               <w:bottom w:val="single" w:sz="4" w:space="0" w:color="000000"/>
@@ -1902,7 +1902,7 @@
           </w:tcPr>
           <w:p>
             <w:pPr>
-              <w:pStyle w:val="user3"/>
+              <w:pStyle w:val="Style10"/>
               <w:rPr/>
             </w:pPr>
             <w:r>
@@ -1918,15 +1918,15 @@
         </w:trPr>
         <w:tc>
           <w:tcPr>
-            <w:tcW w:w="4974" w:type="dxa"/>
-            <w:tcBorders>
-              <w:left w:val="single" w:sz="4" w:space="0" w:color="000000"/>
-              <w:bottom w:val="single" w:sz="4" w:space="0" w:color="000000"/>
-            </w:tcBorders>
-          </w:tcPr>
-          <w:p>
-            <w:pPr>
-              <w:pStyle w:val="user3"/>
+            <w:tcW w:w="4971" w:type="dxa"/>
+            <w:tcBorders>
+              <w:left w:val="single" w:sz="4" w:space="0" w:color="000000"/>
+              <w:bottom w:val="single" w:sz="4" w:space="0" w:color="000000"/>
+            </w:tcBorders>
+          </w:tcPr>
+          <w:p>
+            <w:pPr>
+              <w:pStyle w:val="Style10"/>
               <w:rPr/>
             </w:pPr>
             <w:r>
@@ -1937,7 +1937,7 @@
         </w:tc>
         <w:tc>
           <w:tcPr>
-            <w:tcW w:w="4671" w:type="dxa"/>
+            <w:tcW w:w="4674" w:type="dxa"/>
             <w:tcBorders>
               <w:left w:val="single" w:sz="4" w:space="0" w:color="000000"/>
               <w:bottom w:val="single" w:sz="4" w:space="0" w:color="000000"/>
@@ -1946,7 +1946,7 @@
           </w:tcPr>
           <w:p>
             <w:pPr>
-              <w:pStyle w:val="user3"/>
+              <w:pStyle w:val="Style10"/>
               <w:rPr/>
             </w:pPr>
             <w:r>
@@ -2024,14 +2024,14 @@
         </w:tblCellMar>
       </w:tblPr>
       <w:tblGrid>
-        <w:gridCol w:w="4974"/>
-        <w:gridCol w:w="4671"/>
+        <w:gridCol w:w="4971"/>
+        <w:gridCol w:w="4674"/>
       </w:tblGrid>
       <w:tr>
         <w:trPr/>
         <w:tc>
           <w:tcPr>
-            <w:tcW w:w="4974" w:type="dxa"/>
+            <w:tcW w:w="4971" w:type="dxa"/>
             <w:tcBorders>
               <w:top w:val="single" w:sz="4" w:space="0" w:color="000000"/>
               <w:left w:val="single" w:sz="4" w:space="0" w:color="000000"/>
@@ -2040,7 +2040,7 @@
           </w:tcPr>
           <w:p>
             <w:pPr>
-              <w:pStyle w:val="user3"/>
+              <w:pStyle w:val="Style10"/>
               <w:rPr/>
             </w:pPr>
             <w:r>
@@ -2051,7 +2051,7 @@
         </w:tc>
         <w:tc>
           <w:tcPr>
-            <w:tcW w:w="4671" w:type="dxa"/>
+            <w:tcW w:w="4674" w:type="dxa"/>
             <w:tcBorders>
               <w:top w:val="single" w:sz="4" w:space="0" w:color="000000"/>
               <w:left w:val="single" w:sz="4" w:space="0" w:color="000000"/>
@@ -2061,7 +2061,7 @@
           </w:tcPr>
           <w:p>
             <w:pPr>
-              <w:pStyle w:val="user3"/>
+              <w:pStyle w:val="Style10"/>
               <w:rPr/>
             </w:pPr>
             <w:r>
@@ -2075,15 +2075,15 @@
         <w:trPr/>
         <w:tc>
           <w:tcPr>
-            <w:tcW w:w="4974" w:type="dxa"/>
-            <w:tcBorders>
-              <w:left w:val="single" w:sz="4" w:space="0" w:color="000000"/>
-              <w:bottom w:val="single" w:sz="4" w:space="0" w:color="000000"/>
-            </w:tcBorders>
-          </w:tcPr>
-          <w:p>
-            <w:pPr>
-              <w:pStyle w:val="user3"/>
+            <w:tcW w:w="4971" w:type="dxa"/>
+            <w:tcBorders>
+              <w:left w:val="single" w:sz="4" w:space="0" w:color="000000"/>
+              <w:bottom w:val="single" w:sz="4" w:space="0" w:color="000000"/>
+            </w:tcBorders>
+          </w:tcPr>
+          <w:p>
+            <w:pPr>
+              <w:pStyle w:val="Style10"/>
               <w:rPr/>
             </w:pPr>
             <w:r>
@@ -2094,7 +2094,7 @@
         </w:tc>
         <w:tc>
           <w:tcPr>
-            <w:tcW w:w="4671" w:type="dxa"/>
+            <w:tcW w:w="4674" w:type="dxa"/>
             <w:tcBorders>
               <w:left w:val="single" w:sz="4" w:space="0" w:color="000000"/>
               <w:bottom w:val="single" w:sz="4" w:space="0" w:color="000000"/>
@@ -2103,7 +2103,7 @@
           </w:tcPr>
           <w:p>
             <w:pPr>
-              <w:pStyle w:val="user3"/>
+              <w:pStyle w:val="Style10"/>
               <w:rPr/>
             </w:pPr>
             <w:r>
@@ -2119,15 +2119,15 @@
         </w:trPr>
         <w:tc>
           <w:tcPr>
-            <w:tcW w:w="4974" w:type="dxa"/>
-            <w:tcBorders>
-              <w:left w:val="single" w:sz="4" w:space="0" w:color="000000"/>
-              <w:bottom w:val="single" w:sz="4" w:space="0" w:color="000000"/>
-            </w:tcBorders>
-          </w:tcPr>
-          <w:p>
-            <w:pPr>
-              <w:pStyle w:val="user3"/>
+            <w:tcW w:w="4971" w:type="dxa"/>
+            <w:tcBorders>
+              <w:left w:val="single" w:sz="4" w:space="0" w:color="000000"/>
+              <w:bottom w:val="single" w:sz="4" w:space="0" w:color="000000"/>
+            </w:tcBorders>
+          </w:tcPr>
+          <w:p>
+            <w:pPr>
+              <w:pStyle w:val="Style10"/>
               <w:rPr/>
             </w:pPr>
             <w:r>
@@ -2138,7 +2138,7 @@
         </w:tc>
         <w:tc>
           <w:tcPr>
-            <w:tcW w:w="4671" w:type="dxa"/>
+            <w:tcW w:w="4674" w:type="dxa"/>
             <w:tcBorders>
               <w:left w:val="single" w:sz="4" w:space="0" w:color="000000"/>
               <w:bottom w:val="single" w:sz="4" w:space="0" w:color="000000"/>
@@ -2147,7 +2147,7 @@
           </w:tcPr>
           <w:p>
             <w:pPr>
-              <w:pStyle w:val="user3"/>
+              <w:pStyle w:val="Style10"/>
               <w:rPr/>
             </w:pPr>
             <w:r>
@@ -2163,15 +2163,15 @@
         </w:trPr>
         <w:tc>
           <w:tcPr>
-            <w:tcW w:w="4974" w:type="dxa"/>
-            <w:tcBorders>
-              <w:left w:val="single" w:sz="4" w:space="0" w:color="000000"/>
-              <w:bottom w:val="single" w:sz="4" w:space="0" w:color="000000"/>
-            </w:tcBorders>
-          </w:tcPr>
-          <w:p>
-            <w:pPr>
-              <w:pStyle w:val="user3"/>
+            <w:tcW w:w="4971" w:type="dxa"/>
+            <w:tcBorders>
+              <w:left w:val="single" w:sz="4" w:space="0" w:color="000000"/>
+              <w:bottom w:val="single" w:sz="4" w:space="0" w:color="000000"/>
+            </w:tcBorders>
+          </w:tcPr>
+          <w:p>
+            <w:pPr>
+              <w:pStyle w:val="Style10"/>
               <w:rPr/>
             </w:pPr>
             <w:r>
@@ -2182,7 +2182,7 @@
         </w:tc>
         <w:tc>
           <w:tcPr>
-            <w:tcW w:w="4671" w:type="dxa"/>
+            <w:tcW w:w="4674" w:type="dxa"/>
             <w:tcBorders>
               <w:left w:val="single" w:sz="4" w:space="0" w:color="000000"/>
               <w:bottom w:val="single" w:sz="4" w:space="0" w:color="000000"/>
@@ -2191,7 +2191,7 @@
           </w:tcPr>
           <w:p>
             <w:pPr>
-              <w:pStyle w:val="user3"/>
+              <w:pStyle w:val="Style10"/>
               <w:rPr/>
             </w:pPr>
             <w:r>
@@ -2478,7 +2478,7 @@
           </w:tcPr>
           <w:p>
             <w:pPr>
-              <w:pStyle w:val="user3"/>
+              <w:pStyle w:val="Style10"/>
               <w:rPr>
                 <w:sz w:val="28"/>
                 <w:szCs w:val="28"/>
@@ -2505,7 +2505,7 @@
           </w:tcPr>
           <w:p>
             <w:pPr>
-              <w:pStyle w:val="user3"/>
+              <w:pStyle w:val="Style10"/>
               <w:rPr>
                 <w:sz w:val="28"/>
                 <w:szCs w:val="28"/>
@@ -2533,7 +2533,7 @@
           </w:tcPr>
           <w:p>
             <w:pPr>
-              <w:pStyle w:val="user3"/>
+              <w:pStyle w:val="Style10"/>
               <w:rPr>
                 <w:sz w:val="28"/>
                 <w:szCs w:val="28"/>
@@ -2559,7 +2559,7 @@
           </w:tcPr>
           <w:p>
             <w:pPr>
-              <w:pStyle w:val="user3"/>
+              <w:pStyle w:val="Style10"/>
               <w:rPr>
                 <w:sz w:val="28"/>
                 <w:szCs w:val="28"/>
@@ -2587,7 +2587,7 @@
           </w:tcPr>
           <w:p>
             <w:pPr>
-              <w:pStyle w:val="user3"/>
+              <w:pStyle w:val="Style10"/>
               <w:rPr>
                 <w:sz w:val="28"/>
                 <w:szCs w:val="28"/>
@@ -2613,7 +2613,7 @@
           </w:tcPr>
           <w:p>
             <w:pPr>
-              <w:pStyle w:val="user3"/>
+              <w:pStyle w:val="Style10"/>
               <w:rPr>
                 <w:sz w:val="28"/>
                 <w:szCs w:val="28"/>
@@ -2647,11 +2647,72 @@
     </w:p>
     <w:p>
       <w:pPr>
-        <w:pStyle w:val="Normal"/>
-        <w:rPr/>
-      </w:pPr>
-      <w:r>
-        <w:rPr/>
+        <w:pStyle w:val="Heading2"/>
+        <w:numPr>
+          <w:ilvl w:val="0"/>
+          <w:numId w:val="1"/>
+        </w:numPr>
+        <w:ind w:hanging="0" w:left="0"/>
+        <w:rPr/>
+      </w:pPr>
+      <w:r>
+        <w:rPr/>
+        <w:tab/>
+        <w:tab/>
+        <w:tab/>
+        <w:tab/>
+        <w:t>Сумма квадратов</w:t>
+      </w:r>
+    </w:p>
+    <w:p>
+      <w:pPr>
+        <w:pStyle w:val="Style12"/>
+        <w:widowControl w:val="false"/>
+        <w:tabs>
+          <w:tab w:val="clear" w:pos="709"/>
+          <w:tab w:val="left" w:pos="742" w:leader="none"/>
+        </w:tabs>
+        <w:spacing w:lineRule="auto" w:line="240" w:before="0" w:after="0"/>
+        <w:ind w:hanging="0" w:left="0" w:right="360"/>
+        <w:contextualSpacing w:val="false"/>
+        <w:rPr>
+          <w:rFonts w:ascii="Times new roman" w:hAnsi="Times new roman"/>
+          <w:sz w:val="28"/>
+          <w:szCs w:val="28"/>
+        </w:rPr>
+      </w:pPr>
+      <w:r>
+        <w:rPr>
+          <w:rFonts w:ascii="Times new roman" w:hAnsi="Times new roman"/>
+          <w:sz w:val="28"/>
+          <w:szCs w:val="28"/>
+        </w:rPr>
+        <w:t>Вычислить сумму квадратов всех целых чисел, пока сумма квадратов меньше заданного числа А.Вывести эти числа.</w:t>
+      </w:r>
+    </w:p>
+    <w:p>
+      <w:pPr>
+        <w:pStyle w:val="Style12"/>
+        <w:widowControl w:val="false"/>
+        <w:tabs>
+          <w:tab w:val="clear" w:pos="709"/>
+          <w:tab w:val="left" w:pos="742" w:leader="none"/>
+        </w:tabs>
+        <w:spacing w:lineRule="auto" w:line="240" w:before="0" w:after="0"/>
+        <w:ind w:hanging="0" w:left="380" w:right="360"/>
+        <w:contextualSpacing w:val="false"/>
+        <w:rPr>
+          <w:rFonts w:ascii="Times new roman" w:hAnsi="Times new roman"/>
+          <w:sz w:val="28"/>
+          <w:szCs w:val="28"/>
+        </w:rPr>
+      </w:pPr>
+      <w:r>
+        <w:rPr>
+          <w:rFonts w:ascii="Times new roman" w:hAnsi="Times new roman"/>
+          <w:sz w:val="28"/>
+          <w:szCs w:val="28"/>
+        </w:rPr>
       </w:r>
     </w:p>
     <w:p>
@@ -2829,7 +2890,7 @@
           </w:tcPr>
           <w:p>
             <w:pPr>
-              <w:pStyle w:val="user3"/>
+              <w:pStyle w:val="Style10"/>
               <w:rPr>
                 <w:sz w:val="28"/>
                 <w:szCs w:val="28"/>
@@ -2856,7 +2917,7 @@
           </w:tcPr>
           <w:p>
             <w:pPr>
-              <w:pStyle w:val="user3"/>
+              <w:pStyle w:val="Style10"/>
               <w:rPr>
                 <w:sz w:val="28"/>
                 <w:szCs w:val="28"/>
@@ -2884,7 +2945,7 @@
           </w:tcPr>
           <w:p>
             <w:pPr>
-              <w:pStyle w:val="user3"/>
+              <w:pStyle w:val="Style10"/>
               <w:rPr>
                 <w:sz w:val="28"/>
                 <w:szCs w:val="28"/>
@@ -2910,7 +2971,7 @@
           </w:tcPr>
           <w:p>
             <w:pPr>
-              <w:pStyle w:val="user3"/>
+              <w:pStyle w:val="Style10"/>
               <w:rPr>
                 <w:sz w:val="28"/>
                 <w:szCs w:val="28"/>
@@ -3038,7 +3099,7 @@
           </w:tcPr>
           <w:p>
             <w:pPr>
-              <w:pStyle w:val="user3"/>
+              <w:pStyle w:val="Style10"/>
               <w:rPr>
                 <w:sz w:val="28"/>
                 <w:szCs w:val="28"/>
@@ -3065,7 +3126,7 @@
           </w:tcPr>
           <w:p>
             <w:pPr>
-              <w:pStyle w:val="user3"/>
+              <w:pStyle w:val="Style10"/>
               <w:rPr>
                 <w:sz w:val="28"/>
                 <w:szCs w:val="28"/>
@@ -3093,7 +3154,7 @@
           </w:tcPr>
           <w:p>
             <w:pPr>
-              <w:pStyle w:val="user3"/>
+              <w:pStyle w:val="Style10"/>
               <w:rPr>
                 <w:sz w:val="28"/>
                 <w:szCs w:val="28"/>
@@ -3119,7 +3180,7 @@
           </w:tcPr>
           <w:p>
             <w:pPr>
-              <w:pStyle w:val="user3"/>
+              <w:pStyle w:val="Style10"/>
               <w:rPr>
                 <w:sz w:val="28"/>
                 <w:szCs w:val="28"/>
@@ -3147,7 +3208,7 @@
           </w:tcPr>
           <w:p>
             <w:pPr>
-              <w:pStyle w:val="user3"/>
+              <w:pStyle w:val="Style10"/>
               <w:rPr>
                 <w:sz w:val="28"/>
                 <w:szCs w:val="28"/>
@@ -3173,7 +3234,7 @@
           </w:tcPr>
           <w:p>
             <w:pPr>
-              <w:pStyle w:val="user3"/>
+              <w:pStyle w:val="Style10"/>
               <w:rPr>
                 <w:sz w:val="28"/>
                 <w:szCs w:val="28"/>
@@ -3286,7 +3347,7 @@
           </w:tcPr>
           <w:p>
             <w:pPr>
-              <w:pStyle w:val="user3"/>
+              <w:pStyle w:val="Style10"/>
               <w:rPr>
                 <w:sz w:val="28"/>
                 <w:szCs w:val="28"/>
@@ -3313,7 +3374,7 @@
           </w:tcPr>
           <w:p>
             <w:pPr>
-              <w:pStyle w:val="user3"/>
+              <w:pStyle w:val="Style10"/>
               <w:rPr>
                 <w:sz w:val="28"/>
                 <w:szCs w:val="28"/>
@@ -3341,7 +3402,7 @@
           </w:tcPr>
           <w:p>
             <w:pPr>
-              <w:pStyle w:val="user3"/>
+              <w:pStyle w:val="Style10"/>
               <w:rPr>
                 <w:sz w:val="28"/>
                 <w:szCs w:val="28"/>
@@ -3367,7 +3428,7 @@
           </w:tcPr>
           <w:p>
             <w:pPr>
-              <w:pStyle w:val="user3"/>
+              <w:pStyle w:val="Style10"/>
               <w:rPr>
                 <w:sz w:val="28"/>
                 <w:szCs w:val="28"/>
@@ -3395,7 +3456,7 @@
           </w:tcPr>
           <w:p>
             <w:pPr>
-              <w:pStyle w:val="user3"/>
+              <w:pStyle w:val="Style10"/>
               <w:rPr>
                 <w:sz w:val="28"/>
                 <w:szCs w:val="28"/>
@@ -3421,7 +3482,7 @@
           </w:tcPr>
           <w:p>
             <w:pPr>
-              <w:pStyle w:val="user3"/>
+              <w:pStyle w:val="Style10"/>
               <w:rPr>
                 <w:sz w:val="28"/>
                 <w:szCs w:val="28"/>
@@ -3556,14 +3617,14 @@
         </w:tblCellMar>
       </w:tblPr>
       <w:tblGrid>
-        <w:gridCol w:w="4814"/>
-        <w:gridCol w:w="4831"/>
+        <w:gridCol w:w="4811"/>
+        <w:gridCol w:w="4834"/>
       </w:tblGrid>
       <w:tr>
         <w:trPr/>
         <w:tc>
           <w:tcPr>
-            <w:tcW w:w="4814" w:type="dxa"/>
+            <w:tcW w:w="4811" w:type="dxa"/>
             <w:tcBorders>
               <w:top w:val="single" w:sz="4" w:space="0" w:color="000000"/>
               <w:left w:val="single" w:sz="4" w:space="0" w:color="000000"/>
@@ -3572,7 +3633,7 @@
           </w:tcPr>
           <w:p>
             <w:pPr>
-              <w:pStyle w:val="user3"/>
+              <w:pStyle w:val="Style10"/>
               <w:rPr>
                 <w:sz w:val="28"/>
                 <w:szCs w:val="28"/>
@@ -3589,7 +3650,7 @@
         </w:tc>
         <w:tc>
           <w:tcPr>
-            <w:tcW w:w="4831" w:type="dxa"/>
+            <w:tcW w:w="4834" w:type="dxa"/>
             <w:tcBorders>
               <w:top w:val="single" w:sz="4" w:space="0" w:color="000000"/>
               <w:left w:val="single" w:sz="4" w:space="0" w:color="000000"/>
@@ -3599,7 +3660,7 @@
           </w:tcPr>
           <w:p>
             <w:pPr>
-              <w:pStyle w:val="user3"/>
+              <w:pStyle w:val="Style10"/>
               <w:rPr>
                 <w:sz w:val="28"/>
                 <w:szCs w:val="28"/>
@@ -3619,15 +3680,15 @@
         <w:trPr/>
         <w:tc>
           <w:tcPr>
-            <w:tcW w:w="4814" w:type="dxa"/>
-            <w:tcBorders>
-              <w:left w:val="single" w:sz="4" w:space="0" w:color="000000"/>
-              <w:bottom w:val="single" w:sz="4" w:space="0" w:color="000000"/>
-            </w:tcBorders>
-          </w:tcPr>
-          <w:p>
-            <w:pPr>
-              <w:pStyle w:val="user3"/>
+            <w:tcW w:w="4811" w:type="dxa"/>
+            <w:tcBorders>
+              <w:left w:val="single" w:sz="4" w:space="0" w:color="000000"/>
+              <w:bottom w:val="single" w:sz="4" w:space="0" w:color="000000"/>
+            </w:tcBorders>
+          </w:tcPr>
+          <w:p>
+            <w:pPr>
+              <w:pStyle w:val="Style10"/>
               <w:rPr>
                 <w:sz w:val="28"/>
                 <w:szCs w:val="28"/>
@@ -3644,7 +3705,7 @@
         </w:tc>
         <w:tc>
           <w:tcPr>
-            <w:tcW w:w="4831" w:type="dxa"/>
+            <w:tcW w:w="4834" w:type="dxa"/>
             <w:tcBorders>
               <w:left w:val="single" w:sz="4" w:space="0" w:color="000000"/>
               <w:bottom w:val="single" w:sz="4" w:space="0" w:color="000000"/>
@@ -3653,7 +3714,7 @@
           </w:tcPr>
           <w:p>
             <w:pPr>
-              <w:pStyle w:val="user3"/>
+              <w:pStyle w:val="Style10"/>
               <w:rPr>
                 <w:sz w:val="28"/>
                 <w:szCs w:val="28"/>
@@ -3673,15 +3734,15 @@
         <w:trPr/>
         <w:tc>
           <w:tcPr>
-            <w:tcW w:w="4814" w:type="dxa"/>
-            <w:tcBorders>
-              <w:left w:val="single" w:sz="4" w:space="0" w:color="000000"/>
-              <w:bottom w:val="single" w:sz="4" w:space="0" w:color="000000"/>
-            </w:tcBorders>
-          </w:tcPr>
-          <w:p>
-            <w:pPr>
-              <w:pStyle w:val="user3"/>
+            <w:tcW w:w="4811" w:type="dxa"/>
+            <w:tcBorders>
+              <w:left w:val="single" w:sz="4" w:space="0" w:color="000000"/>
+              <w:bottom w:val="single" w:sz="4" w:space="0" w:color="000000"/>
+            </w:tcBorders>
+          </w:tcPr>
+          <w:p>
+            <w:pPr>
+              <w:pStyle w:val="Style10"/>
               <w:rPr>
                 <w:sz w:val="28"/>
                 <w:szCs w:val="28"/>
@@ -3698,7 +3759,7 @@
         </w:tc>
         <w:tc>
           <w:tcPr>
-            <w:tcW w:w="4831" w:type="dxa"/>
+            <w:tcW w:w="4834" w:type="dxa"/>
             <w:tcBorders>
               <w:left w:val="single" w:sz="4" w:space="0" w:color="000000"/>
               <w:bottom w:val="single" w:sz="4" w:space="0" w:color="000000"/>
@@ -3707,7 +3768,7 @@
           </w:tcPr>
           <w:p>
             <w:pPr>
-              <w:pStyle w:val="user3"/>
+              <w:pStyle w:val="Style10"/>
               <w:rPr>
                 <w:sz w:val="28"/>
                 <w:szCs w:val="28"/>
@@ -3786,7 +3847,7 @@
       </w:pPr>
       <w:r>
         <w:drawing>
-          <wp:anchor behindDoc="0" distT="0" distB="0" distL="0" distR="0" simplePos="0" locked="0" layoutInCell="0" allowOverlap="1" relativeHeight="6">
+          <wp:anchor distT="0" distB="0" distL="0" distR="0" simplePos="0" relativeHeight="6" behindDoc="0" locked="0" layoutInCell="0" allowOverlap="1">
             <wp:simplePos x="0" y="0"/>
             <wp:positionH relativeFrom="column">
               <wp:align>center</wp:align>
@@ -4442,11 +4503,7 @@
       </w:pPr>
       <w:r>
         <w:rPr/>
-        <w:t>3</w:t>
-      </w:r>
-      <w:r>
-        <w:rPr/>
-        <w:t>. Написать функцию, которая принимает строку и возвращает true, если она содержит только цифры и арифметические операции(+,-,*,/) и false в противномм случае</w:t>
+        <w:t>3. Написать функцию, которая принимает строку и возвращает true, если она содержит только цифры и арифметические операции(+,-,*,/) и false в противномм случае</w:t>
       </w:r>
     </w:p>
     <w:p>
@@ -4493,11 +4550,7 @@
       </w:pPr>
       <w:r>
         <w:rPr/>
-        <w:t>7</w:t>
-      </w:r>
-      <w:r>
-        <w:rPr/>
-        <w:t>. Написать функцию, которая принимает строку и возвращает количество слов в строке. Словом считается любая последовательности символом, разделенная пробелом(может быть несколько пробелов подряд)</w:t>
+        <w:t>7. Написать функцию, которая принимает строку и возвращает количество слов в строке. Словом считается любая последовательности символом, разделенная пробелом(может быть несколько пробелов подряд)</w:t>
       </w:r>
     </w:p>
     <w:p>
@@ -4508,15 +4561,7 @@
       </w:pPr>
       <w:r>
         <w:rPr/>
-        <w:t>8</w:t>
-      </w:r>
-      <w:r>
-        <w:rPr/>
-        <w:t xml:space="preserve">. Написать функцию, которая принимает строку </w:t>
-      </w:r>
-      <w:r>
-        <w:rPr/>
-        <w:t>и определяет, сколько раз в этой строке встретилась последовательность «abc»</w:t>
+        <w:t>8. Написать функцию, которая принимает строку и определяет, сколько раз в этой строке встретилась последовательность «abc»</w:t>
       </w:r>
     </w:p>
     <w:p>
@@ -4527,11 +4572,7 @@
       </w:pPr>
       <w:r>
         <w:rPr/>
-        <w:t>9</w:t>
-      </w:r>
-      <w:r>
-        <w:rPr/>
-        <w:t>. Написать функцию, которая принимает строку A и строку Б. Определить, содержится ли подстрока Б Внутри строки А</w:t>
+        <w:t>9. Написать функцию, которая принимает строку A и строку Б. Определить, содержится ли подстрока Б Внутри строки А</w:t>
       </w:r>
     </w:p>
     <w:p>
@@ -4546,13 +4587,100 @@
     </w:p>
     <w:p>
       <w:pPr>
-        <w:pStyle w:val="BodyText"/>
-        <w:spacing w:before="0" w:after="140"/>
+        <w:pStyle w:val="Heading1"/>
+        <w:numPr>
+          <w:ilvl w:val="0"/>
+          <w:numId w:val="1"/>
+        </w:numPr>
+        <w:spacing w:before="240" w:after="120"/>
         <w:ind w:hanging="0" w:left="0"/>
         <w:rPr/>
       </w:pPr>
       <w:r>
         <w:rPr/>
+        <w:tab/>
+        <w:tab/>
+        <w:tab/>
+        <w:tab/>
+        <w:tab/>
+        <w:t>Классы</w:t>
+      </w:r>
+    </w:p>
+    <w:p>
+      <w:pPr>
+        <w:pStyle w:val="BodyText"/>
+        <w:spacing w:before="240" w:after="120"/>
+        <w:ind w:hanging="0" w:left="0"/>
+        <w:rPr/>
+      </w:pPr>
+      <w:r>
+        <w:rPr/>
+        <w:t>1. Реализовать класс для работы с комплексными числами, включая все перегрузки операторов</w:t>
+      </w:r>
+    </w:p>
+    <w:p>
+      <w:pPr>
+        <w:pStyle w:val="BodyText"/>
+        <w:spacing w:before="240" w:after="120"/>
+        <w:ind w:hanging="0" w:left="0"/>
+        <w:rPr/>
+      </w:pPr>
+      <w:r>
+        <w:rPr/>
+        <w:t>2. Реализовать класс для работы с рациональными дробями, включая все перегрузки операторов</w:t>
+      </w:r>
+    </w:p>
+    <w:p>
+      <w:pPr>
+        <w:pStyle w:val="BodyText"/>
+        <w:spacing w:before="240" w:after="120"/>
+        <w:ind w:hanging="0" w:left="0"/>
+        <w:rPr/>
+      </w:pPr>
+      <w:r>
+        <w:rPr/>
+      </w:r>
+    </w:p>
+    <w:p>
+      <w:pPr>
+        <w:pStyle w:val="Heading1"/>
+        <w:numPr>
+          <w:ilvl w:val="0"/>
+          <w:numId w:val="1"/>
+        </w:numPr>
+        <w:ind w:hanging="0" w:left="0"/>
+        <w:rPr/>
+      </w:pPr>
+      <w:r>
+        <w:rPr/>
+        <w:tab/>
+        <w:tab/>
+        <w:t>Наследование и полиморфизм</w:t>
+      </w:r>
+    </w:p>
+    <w:p>
+      <w:pPr>
+        <w:pStyle w:val="BodyText"/>
+        <w:rPr/>
+      </w:pPr>
+      <w:r>
+        <w:rPr/>
+        <w:t>1.</w:t>
+        <w:tab/>
+        <w:t>Реализовать иерархию классов геометрических фигур(Треугольник, прямоугольник, окружность). Реализовать базовый класс фигура. Создать конструктор от трех точек для треугольника, от четырех точек для прямоугольника, и от координаты центра и радиуса для окружности. Объявить чисто виртуальную функцию вычисления площади для базового класса. Реализовать ее во всех наследниках. Сделать в программе меню, которое позволит заполнить массив фигур фигурами разных типов. В конце программа должна вывести суммарную площадь всех фигур.</w:t>
+      </w:r>
+    </w:p>
+    <w:p>
+      <w:pPr>
+        <w:pStyle w:val="BodyText"/>
+        <w:spacing w:before="240" w:after="120"/>
+        <w:rPr/>
+      </w:pPr>
+      <w:r>
+        <w:rPr/>
+        <w:t>2.</w:t>
+        <w:tab/>
+        <w:t>задание два лежит в папке examples/inheritance</w:t>
       </w:r>
     </w:p>
     <w:sectPr>
@@ -4850,7 +4978,7 @@
     <w:pPr>
       <w:widowControl w:val="false"/>
       <w:suppressAutoHyphens w:val="true"/>
-      <w:overflowPunct w:val="true"/>
+      <w:overflowPunct w:val="false"/>
       <w:bidi w:val="0"/>
       <w:spacing w:before="0" w:after="0"/>
       <w:jc w:val="left"/>
@@ -4866,7 +4994,7 @@
   </w:style>
   <w:style w:type="paragraph" w:styleId="Heading1">
     <w:name w:val="heading 1"/>
-    <w:basedOn w:val="Style8"/>
+    <w:basedOn w:val="user1"/>
     <w:next w:val="BodyText"/>
     <w:qFormat/>
     <w:pPr>
@@ -4886,7 +5014,7 @@
   </w:style>
   <w:style w:type="paragraph" w:styleId="Heading2">
     <w:name w:val="heading 2"/>
-    <w:basedOn w:val="Style8"/>
+    <w:basedOn w:val="user1"/>
     <w:next w:val="BodyText"/>
     <w:qFormat/>
     <w:pPr>
@@ -4906,7 +5034,7 @@
   </w:style>
   <w:style w:type="paragraph" w:styleId="Heading3">
     <w:name w:val="heading 3"/>
-    <w:basedOn w:val="Style8"/>
+    <w:basedOn w:val="user1"/>
     <w:next w:val="BodyText"/>
     <w:qFormat/>
     <w:pPr>
@@ -4926,7 +5054,7 @@
   </w:style>
   <w:style w:type="paragraph" w:styleId="Heading4">
     <w:name w:val="heading 4"/>
-    <w:basedOn w:val="Style8"/>
+    <w:basedOn w:val="user1"/>
     <w:next w:val="BodyText"/>
     <w:qFormat/>
     <w:pPr>
@@ -4948,7 +5076,7 @@
   </w:style>
   <w:style w:type="paragraph" w:styleId="Heading5">
     <w:name w:val="heading 5"/>
-    <w:basedOn w:val="Style8"/>
+    <w:basedOn w:val="user1"/>
     <w:next w:val="BodyText"/>
     <w:qFormat/>
     <w:pPr>
@@ -4968,7 +5096,7 @@
   </w:style>
   <w:style w:type="paragraph" w:styleId="Heading6">
     <w:name w:val="heading 6"/>
-    <w:basedOn w:val="Style8"/>
+    <w:basedOn w:val="user1"/>
     <w:next w:val="BodyText"/>
     <w:qFormat/>
     <w:pPr>
@@ -4990,7 +5118,7 @@
   </w:style>
   <w:style w:type="paragraph" w:styleId="Heading7">
     <w:name w:val="heading 7"/>
-    <w:basedOn w:val="Style8"/>
+    <w:basedOn w:val="user1"/>
     <w:next w:val="BodyText"/>
     <w:qFormat/>
     <w:pPr>
@@ -5015,13 +5143,13 @@
       <w:u w:val="single"/>
     </w:rPr>
   </w:style>
-  <w:style w:type="character" w:styleId="Style7">
-    <w:name w:val="Ссылка указателя"/>
+  <w:style w:type="character" w:styleId="user">
+    <w:name w:val="Ссылка указателя (user)"/>
     <w:qFormat/>
     <w:rPr/>
   </w:style>
-  <w:style w:type="character" w:styleId="user">
-    <w:name w:val="Ссылка указателя (user)"/>
+  <w:style w:type="character" w:styleId="Style7">
+    <w:name w:val="Ссылка указателя"/>
     <w:qFormat/>
     <w:rPr/>
   </w:style>
@@ -5035,7 +5163,7 @@
       <w:spacing w:before="240" w:after="120"/>
     </w:pPr>
     <w:rPr>
-      <w:rFonts w:ascii="Liberation Sans" w:hAnsi="Liberation Sans" w:eastAsia="Source Han Sans CN Regular" w:cs="Lohit Devanagari"/>
+      <w:rFonts w:ascii="Liberation Sans" w:hAnsi="Liberation Sans" w:eastAsia="Noto Sans CJK SC" w:cs="Noto Sans Devanagari"/>
       <w:sz w:val="28"/>
       <w:szCs w:val="28"/>
     </w:rPr>
@@ -5044,7 +5172,8 @@
     <w:name w:val="Body Text"/>
     <w:basedOn w:val="Normal"/>
     <w:pPr>
-      <w:spacing w:lineRule="auto" w:line="288" w:before="0" w:after="140"/>
+      <w:spacing w:lineRule="auto" w:line="288" w:before="240" w:after="120"/>
+      <w:ind w:hanging="0" w:left="0"/>
     </w:pPr>
     <w:rPr>
       <w:sz w:val="28"/>
@@ -5082,7 +5211,9 @@
     <w:pPr>
       <w:suppressLineNumbers/>
     </w:pPr>
-    <w:rPr/>
+    <w:rPr>
+      <w:rFonts w:cs="Noto Sans Devanagari"/>
+    </w:rPr>
   </w:style>
   <w:style w:type="paragraph" w:styleId="user1">
     <w:name w:val="Заголовок (user)"/>
@@ -5094,7 +5225,7 @@
       <w:spacing w:before="240" w:after="120"/>
     </w:pPr>
     <w:rPr>
-      <w:rFonts w:ascii="Liberation Sans" w:hAnsi="Liberation Sans" w:eastAsia="Noto Sans CJK SC" w:cs="Noto Sans Devanagari"/>
+      <w:rFonts w:ascii="Liberation Sans" w:hAnsi="Liberation Sans" w:eastAsia="Source Han Sans CN Regular" w:cs="Lohit Devanagari"/>
       <w:sz w:val="28"/>
       <w:szCs w:val="28"/>
     </w:rPr>
@@ -5106,13 +5237,11 @@
     <w:pPr>
       <w:suppressLineNumbers/>
     </w:pPr>
-    <w:rPr>
-      <w:rFonts w:cs="Noto Sans Devanagari"/>
-    </w:rPr>
+    <w:rPr/>
   </w:style>
   <w:style w:type="paragraph" w:styleId="Title">
     <w:name w:val="Title"/>
-    <w:basedOn w:val="Style8"/>
+    <w:basedOn w:val="user1"/>
     <w:next w:val="Subtitle"/>
     <w:qFormat/>
     <w:pPr>
@@ -5127,7 +5256,7 @@
   </w:style>
   <w:style w:type="paragraph" w:styleId="Subtitle">
     <w:name w:val="Subtitle"/>
-    <w:basedOn w:val="Style8"/>
+    <w:basedOn w:val="user1"/>
     <w:next w:val="BodyText"/>
     <w:qFormat/>
     <w:pPr>
@@ -5141,7 +5270,7 @@
   </w:style>
   <w:style w:type="paragraph" w:styleId="IndexHeading">
     <w:name w:val="index heading"/>
-    <w:basedOn w:val="Style8"/>
+    <w:basedOn w:val="user1"/>
     <w:pPr>
       <w:suppressLineNumbers/>
       <w:ind w:hanging="0" w:left="0"/>
@@ -5170,7 +5299,7 @@
   </w:style>
   <w:style w:type="paragraph" w:styleId="TOC1">
     <w:name w:val="toc 1"/>
-    <w:basedOn w:val="Style9"/>
+    <w:basedOn w:val="user2"/>
     <w:pPr>
       <w:tabs>
         <w:tab w:val="clear" w:pos="709"/>
@@ -5182,7 +5311,7 @@
   </w:style>
   <w:style w:type="paragraph" w:styleId="TOC2">
     <w:name w:val="toc 2"/>
-    <w:basedOn w:val="Style9"/>
+    <w:basedOn w:val="user2"/>
     <w:pPr>
       <w:tabs>
         <w:tab w:val="clear" w:pos="709"/>
@@ -5191,6 +5320,29 @@
       <w:ind w:hanging="0" w:left="283"/>
     </w:pPr>
     <w:rPr/>
+  </w:style>
+  <w:style w:type="paragraph" w:styleId="Style10">
+    <w:name w:val="Содержимое таблицы"/>
+    <w:basedOn w:val="Normal"/>
+    <w:qFormat/>
+    <w:pPr>
+      <w:widowControl w:val="false"/>
+      <w:suppressLineNumbers/>
+    </w:pPr>
+    <w:rPr/>
+  </w:style>
+  <w:style w:type="paragraph" w:styleId="Style11">
+    <w:name w:val="Заголовок таблицы"/>
+    <w:basedOn w:val="Style10"/>
+    <w:qFormat/>
+    <w:pPr>
+      <w:suppressLineNumbers/>
+      <w:jc w:val="center"/>
+    </w:pPr>
+    <w:rPr>
+      <w:b/>
+      <w:bCs/>
+    </w:rPr>
   </w:style>
   <w:style w:type="paragraph" w:styleId="user3">
     <w:name w:val="Содержимое таблицы (user)"/>
@@ -5215,27 +5367,20 @@
       <w:bCs/>
     </w:rPr>
   </w:style>
-  <w:style w:type="paragraph" w:styleId="Style10">
-    <w:name w:val="Содержимое таблицы"/>
+  <w:style w:type="paragraph" w:styleId="Style12">
+    <w:name w:val="Абзац списка"/>
     <w:basedOn w:val="Normal"/>
     <w:qFormat/>
     <w:pPr>
-      <w:widowControl w:val="false"/>
-      <w:suppressLineNumbers/>
-    </w:pPr>
-    <w:rPr/>
-  </w:style>
-  <w:style w:type="paragraph" w:styleId="Style11">
-    <w:name w:val="Заголовок таблицы"/>
-    <w:basedOn w:val="Style10"/>
-    <w:qFormat/>
-    <w:pPr>
-      <w:suppressLineNumbers/>
-      <w:jc w:val="center"/>
+      <w:spacing w:lineRule="auto" w:line="276" w:before="0" w:after="200"/>
+      <w:ind w:hanging="0" w:left="720" w:right="0"/>
+      <w:contextualSpacing/>
     </w:pPr>
     <w:rPr>
-      <w:b/>
-      <w:bCs/>
+      <w:rFonts w:ascii="Calibri" w:hAnsi="Calibri" w:eastAsia="Calibri" w:cs="Calibri"/>
+      <w:sz w:val="22"/>
+      <w:szCs w:val="22"/>
+      <w:lang w:val="ru-RU"/>
     </w:rPr>
   </w:style>
 </w:styles>
@@ -5249,37 +5394,37 @@
         <a:srgbClr val="000000"/>
       </a:dk1>
       <a:lt1>
-        <a:srgbClr val="ffffff"/>
+        <a:srgbClr val="FFFFFF"/>
       </a:lt1>
       <a:dk2>
         <a:srgbClr val="000000"/>
       </a:dk2>
       <a:lt2>
-        <a:srgbClr val="ffffff"/>
+        <a:srgbClr val="FFFFFF"/>
       </a:lt2>
       <a:accent1>
-        <a:srgbClr val="18a303"/>
+        <a:srgbClr val="18A303"/>
       </a:accent1>
       <a:accent2>
-        <a:srgbClr val="0369a3"/>
+        <a:srgbClr val="0369A3"/>
       </a:accent2>
       <a:accent3>
-        <a:srgbClr val="a33e03"/>
+        <a:srgbClr val="A33E03"/>
       </a:accent3>
       <a:accent4>
-        <a:srgbClr val="8e03a3"/>
+        <a:srgbClr val="8E03A3"/>
       </a:accent4>
       <a:accent5>
-        <a:srgbClr val="c99c00"/>
+        <a:srgbClr val="C99C00"/>
       </a:accent5>
       <a:accent6>
-        <a:srgbClr val="c9211e"/>
+        <a:srgbClr val="C9211E"/>
       </a:accent6>
       <a:hlink>
-        <a:srgbClr val="0000ee"/>
+        <a:srgbClr val="0000EE"/>
       </a:hlink>
       <a:folHlink>
-        <a:srgbClr val="551a8b"/>
+        <a:srgbClr val="551A8B"/>
       </a:folHlink>
     </a:clrScheme>
     <a:fontScheme name="Office">
